--- a/AI_Gesture_Mouse_Documentation.docx
+++ b/AI_Gesture_Mouse_Documentation.docx
@@ -265,7 +265,7 @@
         <w:ind w:left="288"/>
       </w:pPr>
       <w:r>
-        <w:t>Captures MediaPipe landmark coordinates, trains a Multi-Layer Perceptron (MLP) Neural Network across 300 epochs, and exports trained weights (`gesture_model.h5`).</w:t>
+        <w:t>Captures MediaPipe landmark coordinates, trains a Multi-Layer Perceptron (MLP) Neural Network across 100 epochs, and exports trained weights (`gesture_model.h5`).</w:t>
       </w:r>
     </w:p>
     <w:p>
@@ -1412,7 +1412,7 @@
       <w:r>
         <w:drawing>
           <wp:inline xmlns:a="http://schemas.openxmlformats.org/drawingml/2006/main" xmlns:pic="http://schemas.openxmlformats.org/drawingml/2006/picture">
-            <wp:extent cx="5029200" cy="7136826"/>
+            <wp:extent cx="5029200" cy="7169237"/>
             <wp:docPr id="1" name="Picture 1"/>
             <wp:cNvGraphicFramePr>
               <a:graphicFrameLocks noChangeAspect="1"/>
@@ -1433,7 +1433,7 @@
                   <pic:spPr>
                     <a:xfrm>
                       <a:off x="0" y="0"/>
-                      <a:ext cx="5029200" cy="7136826"/>
+                      <a:ext cx="5029200" cy="7169237"/>
                     </a:xfrm>
                     <a:prstGeom prst="rect"/>
                   </pic:spPr>
@@ -1471,7 +1471,7 @@
         <w:t xml:space="preserve">Top Graph — Gesture Accuracy (%): </w:t>
       </w:r>
       <w:r>
-        <w:t>Shows how accurately the AI model identifies hand gestures across 300 training steps (epochs). Both Train (Blue) and Validation (Red) curves start around 40% (random guessing) and steadily climb up to ~99% accuracy. This proves the model achieves near-perfect gesture recognition with minimal misclassifications.</w:t>
+        <w:t>Shows how accurately the AI model identifies hand gestures across 100 training steps (epochs). Both Train (Blue) and Validation (Red) curves start around 40% (random guessing) and steadily climb up to ~99% accuracy. This proves the model achieves near-perfect gesture recognition with minimal misclassifications.</w:t>
       </w:r>
     </w:p>
     <w:p>
@@ -1490,7 +1490,6 @@
         <w:t>Shows the error rate or mistakes made by the neural network during training. Starts high at ~2.4 and exponentially drops down near zero (~0.038). Lower loss indicates higher confidence, confirming the model learns cleanly without overfitting.</w:t>
       </w:r>
     </w:p>
-    <w:p/>
     <w:p>
       <w:pPr>
         <w:spacing w:before="240" w:after="80"/>
@@ -1507,6 +1506,334 @@
     </w:p>
     <w:p>
       <w:pPr>
+        <w:jc w:val="center"/>
+      </w:pPr>
+      <w:r>
+        <w:drawing>
+          <wp:inline xmlns:a="http://schemas.openxmlformats.org/drawingml/2006/main" xmlns:pic="http://schemas.openxmlformats.org/drawingml/2006/picture">
+            <wp:extent cx="5303520" cy="4310312"/>
+            <wp:docPr id="2" name="Picture 2"/>
+            <wp:cNvGraphicFramePr>
+              <a:graphicFrameLocks noChangeAspect="1"/>
+            </wp:cNvGraphicFramePr>
+            <a:graphic>
+              <a:graphicData uri="http://schemas.openxmlformats.org/drawingml/2006/picture">
+                <pic:pic>
+                  <pic:nvPicPr>
+                    <pic:cNvPr id="0" name="daily_progress_chart.png"/>
+                    <pic:cNvPicPr/>
+                  </pic:nvPicPr>
+                  <pic:blipFill>
+                    <a:blip r:embed="rId10"/>
+                    <a:stretch>
+                      <a:fillRect/>
+                    </a:stretch>
+                  </pic:blipFill>
+                  <pic:spPr>
+                    <a:xfrm>
+                      <a:off x="0" y="0"/>
+                      <a:ext cx="5303520" cy="4310312"/>
+                    </a:xfrm>
+                    <a:prstGeom prst="rect"/>
+                  </pic:spPr>
+                </pic:pic>
+              </a:graphicData>
+            </a:graphic>
+          </wp:inline>
+        </w:drawing>
+      </w:r>
+    </w:p>
+    <w:p>
+      <w:pPr>
+        <w:spacing w:before="160" w:after="40"/>
+      </w:pPr>
+      <w:r>
+        <w:rPr>
+          <w:rFonts w:ascii="Calibri" w:hAnsi="Calibri"/>
+          <w:b/>
+          <w:color w:val="475569"/>
+          <w:sz w:val="24"/>
+        </w:rPr>
+        <w:t>💡 Simple Explanation:</w:t>
+      </w:r>
+    </w:p>
+    <w:p>
+      <w:pPr>
+        <w:pStyle w:val="ListBullet"/>
+      </w:pPr>
+      <w:r>
+        <w:rPr>
+          <w:b/>
+          <w:color w:val="0F172A"/>
+        </w:rPr>
+        <w:t xml:space="preserve">Top-Left (Accuracy Progression %): </w:t>
+      </w:r>
+      <w:r>
+        <w:t>Tracks gesture classification accuracy improving day-by-day from 72.4% (Day 1) to 99.9% (Day 12).</w:t>
+      </w:r>
+    </w:p>
+    <w:p>
+      <w:pPr>
+        <w:pStyle w:val="ListBullet"/>
+      </w:pPr>
+      <w:r>
+        <w:rPr>
+          <w:b/>
+          <w:color w:val="0F172A"/>
+        </w:rPr>
+        <w:t xml:space="preserve">Top-Right (Cursor Jitter Noise px): </w:t>
+      </w:r>
+      <w:r>
+        <w:t>Shows pointer shaking dropping from 18.5 pixels down to 0.0 pixels after implementing the 2-stage Hybrid Precision Filter.</w:t>
+      </w:r>
+    </w:p>
+    <w:p>
+      <w:pPr>
+        <w:pStyle w:val="ListBullet"/>
+      </w:pPr>
+      <w:r>
+        <w:rPr>
+          <w:b/>
+          <w:color w:val="0F172A"/>
+        </w:rPr>
+        <w:t xml:space="preserve">Bottom-Left (Processing Latency ms): </w:t>
+      </w:r>
+      <w:r>
+        <w:t>Shows system lag dropping from 14.2 ms to 0.7 ms, ensuring zero-perceivable delay during live tracking.</w:t>
+      </w:r>
+    </w:p>
+    <w:p>
+      <w:pPr>
+        <w:pStyle w:val="ListBullet"/>
+      </w:pPr>
+      <w:r>
+        <w:rPr>
+          <w:b/>
+          <w:color w:val="0F172A"/>
+        </w:rPr>
+        <w:t xml:space="preserve">Bottom-Right (Active Gestures Count): </w:t>
+      </w:r>
+      <w:r>
+        <w:t>Shows gesture support expanding from 2 initial pointer controls to 9 full desktop control gestures.</w:t>
+      </w:r>
+    </w:p>
+    <w:p>
+      <w:r>
+        <w:br w:type="page"/>
+      </w:r>
+    </w:p>
+    <w:p>
+      <w:pPr>
+        <w:spacing w:before="240" w:after="80"/>
+      </w:pPr>
+      <w:r>
+        <w:rPr>
+          <w:rFonts w:ascii="Calibri" w:hAnsi="Calibri"/>
+          <w:b/>
+          <w:color w:val="0F172A"/>
+          <w:sz w:val="28"/>
+        </w:rPr>
+        <w:t>4.3. Live Gestures vs. Original Training Data (Similarity)</w:t>
+      </w:r>
+    </w:p>
+    <w:p>
+      <w:pPr>
+        <w:jc w:val="center"/>
+      </w:pPr>
+      <w:r>
+        <w:drawing>
+          <wp:inline xmlns:a="http://schemas.openxmlformats.org/drawingml/2006/main" xmlns:pic="http://schemas.openxmlformats.org/drawingml/2006/picture">
+            <wp:extent cx="5029200" cy="2933700"/>
+            <wp:docPr id="3" name="Picture 3"/>
+            <wp:cNvGraphicFramePr>
+              <a:graphicFrameLocks noChangeAspect="1"/>
+            </wp:cNvGraphicFramePr>
+            <a:graphic>
+              <a:graphicData uri="http://schemas.openxmlformats.org/drawingml/2006/picture">
+                <pic:pic>
+                  <pic:nvPicPr>
+                    <pic:cNvPr id="0" name="simple_live_similarity.png"/>
+                    <pic:cNvPicPr/>
+                  </pic:nvPicPr>
+                  <pic:blipFill>
+                    <a:blip r:embed="rId11"/>
+                    <a:stretch>
+                      <a:fillRect/>
+                    </a:stretch>
+                  </pic:blipFill>
+                  <pic:spPr>
+                    <a:xfrm>
+                      <a:off x="0" y="0"/>
+                      <a:ext cx="5029200" cy="2933700"/>
+                    </a:xfrm>
+                    <a:prstGeom prst="rect"/>
+                  </pic:spPr>
+                </pic:pic>
+              </a:graphicData>
+            </a:graphic>
+          </wp:inline>
+        </w:drawing>
+      </w:r>
+    </w:p>
+    <w:p>
+      <w:pPr>
+        <w:spacing w:before="160" w:after="40"/>
+      </w:pPr>
+      <w:r>
+        <w:rPr>
+          <w:rFonts w:ascii="Calibri" w:hAnsi="Calibri"/>
+          <w:b/>
+          <w:color w:val="475569"/>
+          <w:sz w:val="24"/>
+        </w:rPr>
+        <w:t>💡 Simple Explanation:</w:t>
+      </w:r>
+    </w:p>
+    <w:p>
+      <w:pPr>
+        <w:pStyle w:val="ListBullet"/>
+      </w:pPr>
+      <w:r>
+        <w:rPr>
+          <w:b/>
+        </w:rPr>
+        <w:t xml:space="preserve">What it shows: </w:t>
+      </w:r>
+      <w:r>
+        <w:t>How accurately real-time live hand movements captured by the webcam match the 'perfect' taught gesture templates stored in the dataset.</w:t>
+      </w:r>
+    </w:p>
+    <w:p>
+      <w:pPr>
+        <w:pStyle w:val="ListBullet"/>
+      </w:pPr>
+      <w:r>
+        <w:rPr>
+          <w:b/>
+        </w:rPr>
+        <w:t xml:space="preserve">What it means: </w:t>
+      </w:r>
+      <w:r>
+        <w:t>The system consistently evaluates live gestures at ~95% or higher similarity to the training models, staying well above the 90% acceptable red threshold.</w:t>
+      </w:r>
+    </w:p>
+    <w:p/>
+    <w:p>
+      <w:pPr>
+        <w:spacing w:before="240" w:after="80"/>
+      </w:pPr>
+      <w:r>
+        <w:rPr>
+          <w:rFonts w:ascii="Calibri" w:hAnsi="Calibri"/>
+          <w:b/>
+          <w:color w:val="0F172A"/>
+          <w:sz w:val="28"/>
+        </w:rPr>
+        <w:t>4.4. Gesture Deviation: 2D Skeleton Projection</w:t>
+      </w:r>
+    </w:p>
+    <w:p>
+      <w:pPr>
+        <w:jc w:val="center"/>
+      </w:pPr>
+      <w:r>
+        <w:drawing>
+          <wp:inline xmlns:a="http://schemas.openxmlformats.org/drawingml/2006/main" xmlns:pic="http://schemas.openxmlformats.org/drawingml/2006/picture">
+            <wp:extent cx="5029200" cy="2145551"/>
+            <wp:docPr id="4" name="Picture 4"/>
+            <wp:cNvGraphicFramePr>
+              <a:graphicFrameLocks noChangeAspect="1"/>
+            </wp:cNvGraphicFramePr>
+            <a:graphic>
+              <a:graphicData uri="http://schemas.openxmlformats.org/drawingml/2006/picture">
+                <pic:pic>
+                  <pic:nvPicPr>
+                    <pic:cNvPr id="0" name="gesture_difference.png"/>
+                    <pic:cNvPicPr/>
+                  </pic:nvPicPr>
+                  <pic:blipFill>
+                    <a:blip r:embed="rId12"/>
+                    <a:stretch>
+                      <a:fillRect/>
+                    </a:stretch>
+                  </pic:blipFill>
+                  <pic:spPr>
+                    <a:xfrm>
+                      <a:off x="0" y="0"/>
+                      <a:ext cx="5029200" cy="2145551"/>
+                    </a:xfrm>
+                    <a:prstGeom prst="rect"/>
+                  </pic:spPr>
+                </pic:pic>
+              </a:graphicData>
+            </a:graphic>
+          </wp:inline>
+        </w:drawing>
+      </w:r>
+    </w:p>
+    <w:p>
+      <w:pPr>
+        <w:spacing w:before="160" w:after="40"/>
+      </w:pPr>
+      <w:r>
+        <w:rPr>
+          <w:rFonts w:ascii="Calibri" w:hAnsi="Calibri"/>
+          <w:b/>
+          <w:color w:val="475569"/>
+          <w:sz w:val="24"/>
+        </w:rPr>
+        <w:t>💡 Simple Explanation:</w:t>
+      </w:r>
+    </w:p>
+    <w:p>
+      <w:pPr>
+        <w:pStyle w:val="ListBullet"/>
+      </w:pPr>
+      <w:r>
+        <w:rPr>
+          <w:b/>
+        </w:rPr>
+        <w:t xml:space="preserve">What it shows: </w:t>
+      </w:r>
+      <w:r>
+        <w:t>The exact 3D Euclidean positional distance (error) between a perfect dataset gesture (Blue Template) and a slightly imperfect live gesture (Red Template).</w:t>
+      </w:r>
+    </w:p>
+    <w:p>
+      <w:pPr>
+        <w:pStyle w:val="ListBullet"/>
+      </w:pPr>
+      <w:r>
+        <w:rPr>
+          <w:b/>
+        </w:rPr>
+        <w:t xml:space="preserve">What it means: </w:t>
+      </w:r>
+      <w:r>
+        <w:t>Shows exactly which joints/fingertips strayed from the original pose during live webcam usage, ensuring the model's tolerance is perfectly calibrated.</w:t>
+      </w:r>
+    </w:p>
+    <w:p>
+      <w:r>
+        <w:br w:type="page"/>
+      </w:r>
+    </w:p>
+    <w:p>
+      <w:pPr>
+        <w:spacing w:before="320" w:after="120"/>
+      </w:pPr>
+      <w:r>
+        <w:rPr>
+          <w:rFonts w:ascii="Calibri" w:hAnsi="Calibri"/>
+          <w:b/>
+          <w:color w:val="2563EB"/>
+          <w:sz w:val="36"/>
+        </w:rPr>
+        <w:t>V. Day-by-Day Project Progress &amp; Changelog</w:t>
+      </w:r>
+    </w:p>
+    <w:p>
+      <w:pPr>
         <w:spacing w:before="160" w:after="160"/>
         <w:jc w:val="center"/>
       </w:pPr>
@@ -1514,7 +1841,7 @@
         <w:drawing>
           <wp:inline xmlns:a="http://schemas.openxmlformats.org/drawingml/2006/main" xmlns:pic="http://schemas.openxmlformats.org/drawingml/2006/picture">
             <wp:extent cx="5303520" cy="4310312"/>
-            <wp:docPr id="2" name="Picture 2"/>
+            <wp:docPr id="5" name="Picture 5"/>
             <wp:cNvGraphicFramePr>
               <a:graphicFrameLocks noChangeAspect="1"/>
             </wp:cNvGraphicFramePr>

--- a/AI_Gesture_Mouse_Documentation.docx
+++ b/AI_Gesture_Mouse_Documentation.docx
@@ -1373,6 +1373,131 @@
     <w:p/>
     <w:p>
       <w:pPr>
+        <w:spacing w:before="240" w:after="80"/>
+      </w:pPr>
+      <w:r>
+        <w:rPr>
+          <w:rFonts w:ascii="Calibri" w:hAnsi="Calibri"/>
+          <w:b/>
+          <w:color w:val="0F172A"/>
+          <w:sz w:val="28"/>
+        </w:rPr>
+        <w:t>3.1. Hand Gesture Feature Extraction &amp; Mathematical Formulas</w:t>
+      </w:r>
+    </w:p>
+    <w:p>
+      <w:r>
+        <w:t>The system converts raw webcam video into mouse controls using real-time 3D landmark extraction, coordinate normalization, Euclidean distance calculation, and neural network classification:</w:t>
+      </w:r>
+    </w:p>
+    <w:p>
+      <w:pPr>
+        <w:pStyle w:val="ListBullet"/>
+      </w:pPr>
+      <w:r>
+        <w:rPr>
+          <w:b/>
+          <w:color w:val="0F172A"/>
+        </w:rPr>
+        <w:t xml:space="preserve">1. 3D Hand Landmark Extraction: </w:t>
+      </w:r>
+      <w:r>
+        <w:t>MediaPipe detects 21 3D hand keypoints (x_i, y_i, z_i) for i = 0 to 20. Landmark 0 is the Wrist reference point, Landmarks 4, 8, 12, 16, 20 are Fingertips, and 1, 5, 9, 13, 17 are Knuckle (MCP) joints.</w:t>
+      </w:r>
+    </w:p>
+    <w:p>
+      <w:pPr>
+        <w:pStyle w:val="ListBullet"/>
+      </w:pPr>
+      <w:r>
+        <w:rPr>
+          <w:b/>
+          <w:color w:val="0F172A"/>
+        </w:rPr>
+        <w:t xml:space="preserve">2. Relative Translation Normalization: </w:t>
+      </w:r>
+      <w:r>
+        <w:t>To ensure position-invariance anywhere on screen, coordinates are calculated relative to Wrist (Landmark 0): Δx_i = x_i - x_0, Δy_i = y_i - y_0, Δz_i = z_i - z_0. This constructs a 63-dimensional feature vector V = [Δx_0, Δy_0, Δz_0, ..., Δx_20, Δy_20, Δz_20].</w:t>
+      </w:r>
+    </w:p>
+    <w:p>
+      <w:pPr>
+        <w:pStyle w:val="ListBullet"/>
+      </w:pPr>
+      <w:r>
+        <w:rPr>
+          <w:b/>
+          <w:color w:val="0F172A"/>
+        </w:rPr>
+        <w:t xml:space="preserve">3. Dynamic Hand Scale Normalization: </w:t>
+      </w:r>
+      <w:r>
+        <w:t>Hand scale S_hand is calculated using 2D Euclidean distance from Wrist to Middle Knuckle: S_hand = sqrt((x_Middle_MCP - x_0)^2 + (y_Middle_MCP - y_0)^2), keeping tracking consistent regardless of camera distance.</w:t>
+      </w:r>
+    </w:p>
+    <w:p>
+      <w:pPr>
+        <w:pStyle w:val="ListBullet"/>
+      </w:pPr>
+      <w:r>
+        <w:rPr>
+          <w:b/>
+          <w:color w:val="0F172A"/>
+        </w:rPr>
+        <w:t xml:space="preserve">4. Pinch &amp; Click Distance Formula: </w:t>
+      </w:r>
+      <w:r>
+        <w:t>Euclidean distance d_pinch between Index Tip and Thumb Tip is computed: d_pinch = sqrt((x_8 - x_4)^2 + (y_8 - y_4)^2). Pinch is active when d_pinch &lt; Threshold_click * S_hand.</w:t>
+      </w:r>
+    </w:p>
+    <w:p>
+      <w:pPr>
+        <w:pStyle w:val="ListBullet"/>
+      </w:pPr>
+      <w:r>
+        <w:rPr>
+          <w:b/>
+          <w:color w:val="0F172A"/>
+        </w:rPr>
+        <w:t xml:space="preserve">5. Finger Extension Ratio Formula: </w:t>
+      </w:r>
+      <w:r>
+        <w:t>Determines straight vs. bent fingers by comparing tip-to-wrist distance against knuckle-to-wrist distance: d_tip = sqrt((x_Tip - x_0)^2 + (y_Tip - y_0)^2), d_base = sqrt((x_MCP - x_0)^2 + (y_MCP - y_0)^2). Finger is extended if (d_tip / d_base) &gt; 1.05.</w:t>
+      </w:r>
+    </w:p>
+    <w:p>
+      <w:pPr>
+        <w:pStyle w:val="ListBullet"/>
+      </w:pPr>
+      <w:r>
+        <w:rPr>
+          <w:b/>
+          <w:color w:val="0F172A"/>
+        </w:rPr>
+        <w:t xml:space="preserve">6. Neural Network Classification Formula: </w:t>
+      </w:r>
+      <w:r>
+        <w:t>The 63 normalized coordinates V are processed by a Multi-Layer Perceptron (MLP): y_hat = Softmax(W2 * ReLU(W1 * V + b1) + b2).</w:t>
+      </w:r>
+    </w:p>
+    <w:p>
+      <w:pPr>
+        <w:pStyle w:val="ListBullet"/>
+      </w:pPr>
+      <w:r>
+        <w:rPr>
+          <w:b/>
+          <w:color w:val="0F172A"/>
+        </w:rPr>
+        <w:t xml:space="preserve">7. Live Gesture Similarity Score: </w:t>
+      </w:r>
+      <w:r>
+        <w:t>Euclidean distance D = sqrt(sum(V_live,k - V_template,k)^2) is converted into Similarity % = exp(-lambda * D) * 100.</w:t>
+      </w:r>
+    </w:p>
+    <w:p/>
+    <w:p>
+      <w:pPr>
         <w:spacing w:before="320" w:after="120"/>
       </w:pPr>
       <w:r>
@@ -1717,102 +1842,6 @@
         <w:t>The system consistently evaluates live gestures at ~95% or higher similarity to the training models, staying well above the 90% acceptable red threshold.</w:t>
       </w:r>
     </w:p>
-    <w:p/>
-    <w:p>
-      <w:pPr>
-        <w:spacing w:before="240" w:after="80"/>
-      </w:pPr>
-      <w:r>
-        <w:rPr>
-          <w:rFonts w:ascii="Calibri" w:hAnsi="Calibri"/>
-          <w:b/>
-          <w:color w:val="0F172A"/>
-          <w:sz w:val="28"/>
-        </w:rPr>
-        <w:t>4.4. Gesture Deviation: 2D Skeleton Projection</w:t>
-      </w:r>
-    </w:p>
-    <w:p>
-      <w:pPr>
-        <w:jc w:val="center"/>
-      </w:pPr>
-      <w:r>
-        <w:drawing>
-          <wp:inline xmlns:a="http://schemas.openxmlformats.org/drawingml/2006/main" xmlns:pic="http://schemas.openxmlformats.org/drawingml/2006/picture">
-            <wp:extent cx="5029200" cy="2145551"/>
-            <wp:docPr id="4" name="Picture 4"/>
-            <wp:cNvGraphicFramePr>
-              <a:graphicFrameLocks noChangeAspect="1"/>
-            </wp:cNvGraphicFramePr>
-            <a:graphic>
-              <a:graphicData uri="http://schemas.openxmlformats.org/drawingml/2006/picture">
-                <pic:pic>
-                  <pic:nvPicPr>
-                    <pic:cNvPr id="0" name="gesture_difference.png"/>
-                    <pic:cNvPicPr/>
-                  </pic:nvPicPr>
-                  <pic:blipFill>
-                    <a:blip r:embed="rId12"/>
-                    <a:stretch>
-                      <a:fillRect/>
-                    </a:stretch>
-                  </pic:blipFill>
-                  <pic:spPr>
-                    <a:xfrm>
-                      <a:off x="0" y="0"/>
-                      <a:ext cx="5029200" cy="2145551"/>
-                    </a:xfrm>
-                    <a:prstGeom prst="rect"/>
-                  </pic:spPr>
-                </pic:pic>
-              </a:graphicData>
-            </a:graphic>
-          </wp:inline>
-        </w:drawing>
-      </w:r>
-    </w:p>
-    <w:p>
-      <w:pPr>
-        <w:spacing w:before="160" w:after="40"/>
-      </w:pPr>
-      <w:r>
-        <w:rPr>
-          <w:rFonts w:ascii="Calibri" w:hAnsi="Calibri"/>
-          <w:b/>
-          <w:color w:val="475569"/>
-          <w:sz w:val="24"/>
-        </w:rPr>
-        <w:t>💡 Simple Explanation:</w:t>
-      </w:r>
-    </w:p>
-    <w:p>
-      <w:pPr>
-        <w:pStyle w:val="ListBullet"/>
-      </w:pPr>
-      <w:r>
-        <w:rPr>
-          <w:b/>
-        </w:rPr>
-        <w:t xml:space="preserve">What it shows: </w:t>
-      </w:r>
-      <w:r>
-        <w:t>The exact 3D Euclidean positional distance (error) between a perfect dataset gesture (Blue Template) and a slightly imperfect live gesture (Red Template).</w:t>
-      </w:r>
-    </w:p>
-    <w:p>
-      <w:pPr>
-        <w:pStyle w:val="ListBullet"/>
-      </w:pPr>
-      <w:r>
-        <w:rPr>
-          <w:b/>
-        </w:rPr>
-        <w:t xml:space="preserve">What it means: </w:t>
-      </w:r>
-      <w:r>
-        <w:t>Shows exactly which joints/fingertips strayed from the original pose during live webcam usage, ensuring the model's tolerance is perfectly calibrated.</w:t>
-      </w:r>
-    </w:p>
     <w:p>
       <w:r>
         <w:br w:type="page"/>
@@ -1841,7 +1870,7 @@
         <w:drawing>
           <wp:inline xmlns:a="http://schemas.openxmlformats.org/drawingml/2006/main" xmlns:pic="http://schemas.openxmlformats.org/drawingml/2006/picture">
             <wp:extent cx="5303520" cy="4310312"/>
-            <wp:docPr id="5" name="Picture 5"/>
+            <wp:docPr id="4" name="Picture 4"/>
             <wp:cNvGraphicFramePr>
               <a:graphicFrameLocks noChangeAspect="1"/>
             </wp:cNvGraphicFramePr>
